--- a/Literature/Investigation of the effect of batteries on the electricity price in times of high RES penetration with the help of a two stage model.docx
+++ b/Literature/Investigation of the effect of batteries on the electricity price in times of high RES penetration with the help of a two stage model.docx
@@ -650,7 +650,624 @@
         <w:t>Soll ich dir dabei helfen, die Struktur für den Vergleich zwischen dem "alten" Regime (Paper-Daten bis 2022) und deinem "neuen" Regime (Daten 2023-2025) aufzusetzen?</w:t>
       </w:r>
     </w:p>
-    <w:p/>
+    <w:p>
+      <w:pPr>
+        <w:spacing w:before="100" w:beforeAutospacing="1" w:after="100" w:afterAutospacing="1" w:line="240" w:lineRule="auto"/>
+        <w:outlineLvl w:val="2"/>
+        <w:rPr>
+          <w:rFonts w:ascii="Times New Roman" w:eastAsia="Times New Roman" w:hAnsi="Times New Roman" w:cs="Times New Roman"/>
+          <w:kern w:val="0"/>
+          <w:lang w:eastAsia="en-GB"/>
+          <w14:ligatures w14:val="none"/>
+        </w:rPr>
+      </w:pPr>
+    </w:p>
+    <w:p>
+      <w:pPr>
+        <w:spacing w:before="100" w:beforeAutospacing="1" w:after="100" w:afterAutospacing="1" w:line="240" w:lineRule="auto"/>
+        <w:outlineLvl w:val="2"/>
+        <w:rPr>
+          <w:rFonts w:ascii="Times New Roman" w:eastAsia="Times New Roman" w:hAnsi="Times New Roman" w:cs="Times New Roman"/>
+          <w:kern w:val="0"/>
+          <w:lang w:eastAsia="en-GB"/>
+          <w14:ligatures w14:val="none"/>
+        </w:rPr>
+      </w:pPr>
+    </w:p>
+    <w:p>
+      <w:pPr>
+        <w:spacing w:before="100" w:beforeAutospacing="1" w:after="100" w:afterAutospacing="1" w:line="240" w:lineRule="auto"/>
+        <w:outlineLvl w:val="2"/>
+        <w:rPr>
+          <w:rFonts w:ascii="Times New Roman" w:eastAsia="Times New Roman" w:hAnsi="Times New Roman" w:cs="Times New Roman"/>
+          <w:kern w:val="0"/>
+          <w:lang w:eastAsia="en-GB"/>
+          <w14:ligatures w14:val="none"/>
+        </w:rPr>
+      </w:pPr>
+    </w:p>
+    <w:p>
+      <w:pPr>
+        <w:spacing w:before="100" w:beforeAutospacing="1" w:after="100" w:afterAutospacing="1" w:line="240" w:lineRule="auto"/>
+        <w:outlineLvl w:val="2"/>
+        <w:rPr>
+          <w:rFonts w:ascii="Times New Roman" w:eastAsia="Times New Roman" w:hAnsi="Times New Roman" w:cs="Times New Roman"/>
+          <w:b/>
+          <w:bCs/>
+          <w:kern w:val="0"/>
+          <w:sz w:val="27"/>
+          <w:szCs w:val="27"/>
+          <w:lang w:eastAsia="en-GB"/>
+          <w14:ligatures w14:val="none"/>
+        </w:rPr>
+      </w:pPr>
+      <w:r>
+        <w:rPr>
+          <w:rFonts w:ascii="Times New Roman" w:eastAsia="Times New Roman" w:hAnsi="Times New Roman" w:cs="Times New Roman"/>
+          <w:b/>
+          <w:bCs/>
+          <w:kern w:val="0"/>
+          <w:sz w:val="27"/>
+          <w:szCs w:val="27"/>
+          <w:lang w:eastAsia="en-GB"/>
+          <w14:ligatures w14:val="none"/>
+        </w:rPr>
+        <w:t>Part 1: The Theoretical Conflict</w:t>
+      </w:r>
+    </w:p>
+    <w:p>
+      <w:pPr>
+        <w:spacing w:before="100" w:beforeAutospacing="1" w:after="100" w:afterAutospacing="1" w:line="240" w:lineRule="auto"/>
+        <w:rPr>
+          <w:rFonts w:ascii="Times New Roman" w:eastAsia="Times New Roman" w:hAnsi="Times New Roman" w:cs="Times New Roman"/>
+          <w:kern w:val="0"/>
+          <w:lang w:eastAsia="en-GB"/>
+          <w14:ligatures w14:val="none"/>
+        </w:rPr>
+      </w:pPr>
+      <w:r>
+        <w:rPr>
+          <w:rFonts w:ascii="Times New Roman" w:eastAsia="Times New Roman" w:hAnsi="Times New Roman" w:cs="Times New Roman"/>
+          <w:kern w:val="0"/>
+          <w:lang w:eastAsia="en-GB"/>
+          <w14:ligatures w14:val="none"/>
+        </w:rPr>
+        <w:t>You begin by discussing the fundamental promise of Ordinary Least Squares (OLS) regression: that it provides the best, unbiased estimate of a relationship. However, you immediately introduce the "Consequences of Endogeneity" from your lecture notes. In the South Australian energy market, the price is no longer just a result of supply; it is part of a complex feedback loop. When prices turn negative, the behavior of market participants—like batteries charging or wind farms shutting down—changes fundamentally. If you use one single model to describe both positive and negative price periods, your results will be "biased" because you are trying to average out two completely different economic behaviors.</w:t>
+      </w:r>
+    </w:p>
+    <w:p>
+      <w:pPr>
+        <w:spacing w:before="100" w:beforeAutospacing="1" w:after="100" w:afterAutospacing="1" w:line="240" w:lineRule="auto"/>
+        <w:outlineLvl w:val="2"/>
+        <w:rPr>
+          <w:rFonts w:ascii="Times New Roman" w:eastAsia="Times New Roman" w:hAnsi="Times New Roman" w:cs="Times New Roman"/>
+          <w:b/>
+          <w:bCs/>
+          <w:kern w:val="0"/>
+          <w:sz w:val="27"/>
+          <w:szCs w:val="27"/>
+          <w:lang w:eastAsia="en-GB"/>
+          <w14:ligatures w14:val="none"/>
+        </w:rPr>
+      </w:pPr>
+      <w:r>
+        <w:rPr>
+          <w:rFonts w:ascii="Times New Roman" w:eastAsia="Times New Roman" w:hAnsi="Times New Roman" w:cs="Times New Roman"/>
+          <w:b/>
+          <w:bCs/>
+          <w:kern w:val="0"/>
+          <w:sz w:val="27"/>
+          <w:szCs w:val="27"/>
+          <w:lang w:eastAsia="en-GB"/>
+          <w14:ligatures w14:val="none"/>
+        </w:rPr>
+        <w:t>Part 2: Defining the Two Worlds (The Regimes)</w:t>
+      </w:r>
+    </w:p>
+    <w:p>
+      <w:pPr>
+        <w:spacing w:before="100" w:beforeAutospacing="1" w:after="100" w:afterAutospacing="1" w:line="240" w:lineRule="auto"/>
+        <w:rPr>
+          <w:rFonts w:ascii="Times New Roman" w:eastAsia="Times New Roman" w:hAnsi="Times New Roman" w:cs="Times New Roman"/>
+          <w:kern w:val="0"/>
+          <w:lang w:eastAsia="en-GB"/>
+          <w14:ligatures w14:val="none"/>
+        </w:rPr>
+      </w:pPr>
+      <w:r>
+        <w:rPr>
+          <w:rFonts w:ascii="Times New Roman" w:eastAsia="Times New Roman" w:hAnsi="Times New Roman" w:cs="Times New Roman"/>
+          <w:kern w:val="0"/>
+          <w:lang w:eastAsia="en-GB"/>
+          <w14:ligatures w14:val="none"/>
+        </w:rPr>
+        <w:t>The core of your paper will argue that the South Australian market exists in two distinct "Regimes."</w:t>
+      </w:r>
+    </w:p>
+    <w:p>
+      <w:pPr>
+        <w:numPr>
+          <w:ilvl w:val="0"/>
+          <w:numId w:val="5"/>
+        </w:numPr>
+        <w:spacing w:before="100" w:beforeAutospacing="1" w:after="100" w:afterAutospacing="1" w:line="240" w:lineRule="auto"/>
+        <w:rPr>
+          <w:rFonts w:ascii="Times New Roman" w:eastAsia="Times New Roman" w:hAnsi="Times New Roman" w:cs="Times New Roman"/>
+          <w:kern w:val="0"/>
+          <w:lang w:eastAsia="en-GB"/>
+          <w14:ligatures w14:val="none"/>
+        </w:rPr>
+      </w:pPr>
+      <w:r>
+        <w:rPr>
+          <w:rFonts w:ascii="Times New Roman" w:eastAsia="Times New Roman" w:hAnsi="Times New Roman" w:cs="Times New Roman"/>
+          <w:b/>
+          <w:bCs/>
+          <w:kern w:val="0"/>
+          <w:lang w:eastAsia="en-GB"/>
+          <w14:ligatures w14:val="none"/>
+        </w:rPr>
+        <w:t>The Normal Regime:</w:t>
+      </w:r>
+      <w:r>
+        <w:rPr>
+          <w:rFonts w:ascii="Times New Roman" w:eastAsia="Times New Roman" w:hAnsi="Times New Roman" w:cs="Times New Roman"/>
+          <w:kern w:val="0"/>
+          <w:lang w:eastAsia="en-GB"/>
+          <w14:ligatures w14:val="none"/>
+        </w:rPr>
+        <w:t xml:space="preserve"> When prices are positive, traditional fossil fuel plants and gas peakers set the marginal price. Here, the relationship between wind speed and price is relatively stable.</w:t>
+      </w:r>
+    </w:p>
+    <w:p>
+      <w:pPr>
+        <w:numPr>
+          <w:ilvl w:val="0"/>
+          <w:numId w:val="5"/>
+        </w:numPr>
+        <w:spacing w:before="100" w:beforeAutospacing="1" w:after="100" w:afterAutospacing="1" w:line="240" w:lineRule="auto"/>
+        <w:rPr>
+          <w:rFonts w:ascii="Times New Roman" w:eastAsia="Times New Roman" w:hAnsi="Times New Roman" w:cs="Times New Roman"/>
+          <w:kern w:val="0"/>
+          <w:lang w:eastAsia="en-GB"/>
+          <w14:ligatures w14:val="none"/>
+        </w:rPr>
+      </w:pPr>
+      <w:r>
+        <w:rPr>
+          <w:rFonts w:ascii="Times New Roman" w:eastAsia="Times New Roman" w:hAnsi="Times New Roman" w:cs="Times New Roman"/>
+          <w:b/>
+          <w:bCs/>
+          <w:kern w:val="0"/>
+          <w:lang w:eastAsia="en-GB"/>
+          <w14:ligatures w14:val="none"/>
+        </w:rPr>
+        <w:t>The Stress Regime:</w:t>
+      </w:r>
+      <w:r>
+        <w:rPr>
+          <w:rFonts w:ascii="Times New Roman" w:eastAsia="Times New Roman" w:hAnsi="Times New Roman" w:cs="Times New Roman"/>
+          <w:kern w:val="0"/>
+          <w:lang w:eastAsia="en-GB"/>
+          <w14:ligatures w14:val="none"/>
+        </w:rPr>
+        <w:t xml:space="preserve"> When solar and wind production exceed total demand, the price drops below zero. In this world, the "Correction" happens. We see that batteries act as a floor, preventing the price from falling into a bottomless pit.</w:t>
+      </w:r>
+    </w:p>
+    <w:p>
+      <w:pPr>
+        <w:spacing w:before="100" w:beforeAutospacing="1" w:after="100" w:afterAutospacing="1" w:line="240" w:lineRule="auto"/>
+        <w:outlineLvl w:val="2"/>
+        <w:rPr>
+          <w:rFonts w:ascii="Times New Roman" w:eastAsia="Times New Roman" w:hAnsi="Times New Roman" w:cs="Times New Roman"/>
+          <w:b/>
+          <w:bCs/>
+          <w:kern w:val="0"/>
+          <w:sz w:val="27"/>
+          <w:szCs w:val="27"/>
+          <w:lang w:eastAsia="en-GB"/>
+          <w14:ligatures w14:val="none"/>
+        </w:rPr>
+      </w:pPr>
+      <w:r>
+        <w:rPr>
+          <w:rFonts w:ascii="Times New Roman" w:eastAsia="Times New Roman" w:hAnsi="Times New Roman" w:cs="Times New Roman"/>
+          <w:b/>
+          <w:bCs/>
+          <w:kern w:val="0"/>
+          <w:sz w:val="27"/>
+          <w:szCs w:val="27"/>
+          <w:lang w:eastAsia="en-GB"/>
+          <w14:ligatures w14:val="none"/>
+        </w:rPr>
+        <w:t>Part 3: Identifying the "Schwellenwert" (The Threshold)</w:t>
+      </w:r>
+    </w:p>
+    <w:p>
+      <w:pPr>
+        <w:spacing w:before="100" w:beforeAutospacing="1" w:after="100" w:afterAutospacing="1" w:line="240" w:lineRule="auto"/>
+        <w:rPr>
+          <w:rFonts w:ascii="Times New Roman" w:eastAsia="Times New Roman" w:hAnsi="Times New Roman" w:cs="Times New Roman"/>
+          <w:kern w:val="0"/>
+          <w:lang w:eastAsia="en-GB"/>
+          <w14:ligatures w14:val="none"/>
+        </w:rPr>
+      </w:pPr>
+      <w:r>
+        <w:rPr>
+          <w:rFonts w:ascii="Times New Roman" w:eastAsia="Times New Roman" w:hAnsi="Times New Roman" w:cs="Times New Roman"/>
+          <w:kern w:val="0"/>
+          <w:lang w:eastAsia="en-GB"/>
+          <w14:ligatures w14:val="none"/>
+        </w:rPr>
+        <w:lastRenderedPageBreak/>
+        <w:t>A major section of your work should be dedicated to how you find the exact price point where the market "snaps" from one regime to the other. In econometrics, this is done through a "Grid Search." You essentially ask the computer to test every possible price point to see where the data split makes the most sense. For South Australia, you will likely find that this threshold is not exactly at zero, but perhaps at negative fifteen dollars. This is a critical finding because it reveals the "hidden costs" of the market—the point at which it becomes cheaper for a generator to pay someone to take their power than to turn their machines off.</w:t>
+      </w:r>
+    </w:p>
+    <w:p>
+      <w:pPr>
+        <w:spacing w:before="100" w:beforeAutospacing="1" w:after="100" w:afterAutospacing="1" w:line="240" w:lineRule="auto"/>
+        <w:outlineLvl w:val="2"/>
+        <w:rPr>
+          <w:rFonts w:ascii="Times New Roman" w:eastAsia="Times New Roman" w:hAnsi="Times New Roman" w:cs="Times New Roman"/>
+          <w:b/>
+          <w:bCs/>
+          <w:kern w:val="0"/>
+          <w:sz w:val="27"/>
+          <w:szCs w:val="27"/>
+          <w:lang w:eastAsia="en-GB"/>
+          <w14:ligatures w14:val="none"/>
+        </w:rPr>
+      </w:pPr>
+      <w:r>
+        <w:rPr>
+          <w:rFonts w:ascii="Times New Roman" w:eastAsia="Times New Roman" w:hAnsi="Times New Roman" w:cs="Times New Roman"/>
+          <w:b/>
+          <w:bCs/>
+          <w:kern w:val="0"/>
+          <w:sz w:val="27"/>
+          <w:szCs w:val="27"/>
+          <w:lang w:eastAsia="en-GB"/>
+          <w14:ligatures w14:val="none"/>
+        </w:rPr>
+        <w:t>Part 4: The Impact of Battery Storage</w:t>
+      </w:r>
+    </w:p>
+    <w:p>
+      <w:pPr>
+        <w:spacing w:before="100" w:beforeAutospacing="1" w:after="100" w:afterAutospacing="1" w:line="240" w:lineRule="auto"/>
+        <w:rPr>
+          <w:rFonts w:ascii="Times New Roman" w:eastAsia="Times New Roman" w:hAnsi="Times New Roman" w:cs="Times New Roman"/>
+          <w:kern w:val="0"/>
+          <w:lang w:eastAsia="en-GB"/>
+          <w14:ligatures w14:val="none"/>
+        </w:rPr>
+      </w:pPr>
+      <w:r>
+        <w:rPr>
+          <w:rFonts w:ascii="Times New Roman" w:eastAsia="Times New Roman" w:hAnsi="Times New Roman" w:cs="Times New Roman"/>
+          <w:kern w:val="0"/>
+          <w:lang w:eastAsia="en-GB"/>
+          <w14:ligatures w14:val="none"/>
+        </w:rPr>
+        <w:t>The "Correction" mentioned in your research title refers to how storage fixes these price distortions. You will analyze your data to show that as battery capacity increased in South Australia, the "Stress Regime" became less volatile. In your model, this shows up as a change in the sensitivity coefficients. While wind power used to crash the price during oversupply periods, the presence of big batteries now "absorbs" that shock, making the market more resilient. This is the statistical proof that storage is successfully correcting the endogeneity problem.</w:t>
+      </w:r>
+    </w:p>
+    <w:p>
+      <w:pPr>
+        <w:spacing w:before="100" w:beforeAutospacing="1" w:after="100" w:afterAutospacing="1" w:line="240" w:lineRule="auto"/>
+        <w:outlineLvl w:val="2"/>
+        <w:rPr>
+          <w:rFonts w:ascii="Times New Roman" w:eastAsia="Times New Roman" w:hAnsi="Times New Roman" w:cs="Times New Roman"/>
+          <w:b/>
+          <w:bCs/>
+          <w:kern w:val="0"/>
+          <w:sz w:val="27"/>
+          <w:szCs w:val="27"/>
+          <w:lang w:eastAsia="en-GB"/>
+          <w14:ligatures w14:val="none"/>
+        </w:rPr>
+      </w:pPr>
+      <w:r>
+        <w:rPr>
+          <w:rFonts w:ascii="Times New Roman" w:eastAsia="Times New Roman" w:hAnsi="Times New Roman" w:cs="Times New Roman"/>
+          <w:b/>
+          <w:bCs/>
+          <w:kern w:val="0"/>
+          <w:sz w:val="27"/>
+          <w:szCs w:val="27"/>
+          <w:lang w:eastAsia="en-GB"/>
+          <w14:ligatures w14:val="none"/>
+        </w:rPr>
+        <w:t>Part 5: Dealing with Spatial Challenges</w:t>
+      </w:r>
+    </w:p>
+    <w:p>
+      <w:pPr>
+        <w:spacing w:before="100" w:beforeAutospacing="1" w:after="100" w:afterAutospacing="1" w:line="240" w:lineRule="auto"/>
+        <w:rPr>
+          <w:rFonts w:ascii="Times New Roman" w:eastAsia="Times New Roman" w:hAnsi="Times New Roman" w:cs="Times New Roman"/>
+          <w:kern w:val="0"/>
+          <w:lang w:eastAsia="en-GB"/>
+          <w14:ligatures w14:val="none"/>
+        </w:rPr>
+      </w:pPr>
+      <w:r>
+        <w:rPr>
+          <w:rFonts w:ascii="Times New Roman" w:eastAsia="Times New Roman" w:hAnsi="Times New Roman" w:cs="Times New Roman"/>
+          <w:kern w:val="0"/>
+          <w:lang w:eastAsia="en-GB"/>
+          <w14:ligatures w14:val="none"/>
+        </w:rPr>
+        <w:t>Since Australia is divided into zones, you must explain that the South Australian price is not an island. You will treat the price in the neighboring state of Victoria as a "control variable." This ensures that when you see a price spike or a crash in South Australia, your model can distinguish whether it was caused by local wind power or by a sudden surge in demand from the Victorian grid. This adds "Methodological Rigor" to your paper, showing you understand the physical reality of the power grid.</w:t>
+      </w:r>
+    </w:p>
+    <w:p>
+      <w:pPr>
+        <w:spacing w:before="100" w:beforeAutospacing="1" w:after="100" w:afterAutospacing="1" w:line="240" w:lineRule="auto"/>
+        <w:outlineLvl w:val="2"/>
+        <w:rPr>
+          <w:rFonts w:ascii="Times New Roman" w:eastAsia="Times New Roman" w:hAnsi="Times New Roman" w:cs="Times New Roman"/>
+          <w:b/>
+          <w:bCs/>
+          <w:kern w:val="0"/>
+          <w:sz w:val="27"/>
+          <w:szCs w:val="27"/>
+          <w:lang w:eastAsia="en-GB"/>
+          <w14:ligatures w14:val="none"/>
+        </w:rPr>
+      </w:pPr>
+      <w:r>
+        <w:rPr>
+          <w:rFonts w:ascii="Times New Roman" w:eastAsia="Times New Roman" w:hAnsi="Times New Roman" w:cs="Times New Roman"/>
+          <w:b/>
+          <w:bCs/>
+          <w:kern w:val="0"/>
+          <w:sz w:val="27"/>
+          <w:szCs w:val="27"/>
+          <w:lang w:eastAsia="en-GB"/>
+          <w14:ligatures w14:val="none"/>
+        </w:rPr>
+        <w:t>Part 6: Conclusion and Policy Implications</w:t>
+      </w:r>
+    </w:p>
+    <w:p>
+      <w:pPr>
+        <w:spacing w:before="100" w:beforeAutospacing="1" w:after="100" w:afterAutospacing="1" w:line="240" w:lineRule="auto"/>
+        <w:rPr>
+          <w:rFonts w:ascii="Times New Roman" w:eastAsia="Times New Roman" w:hAnsi="Times New Roman" w:cs="Times New Roman"/>
+          <w:kern w:val="0"/>
+          <w:lang w:eastAsia="en-GB"/>
+          <w14:ligatures w14:val="none"/>
+        </w:rPr>
+      </w:pPr>
+      <w:r>
+        <w:rPr>
+          <w:rFonts w:ascii="Times New Roman" w:eastAsia="Times New Roman" w:hAnsi="Times New Roman" w:cs="Times New Roman"/>
+          <w:kern w:val="0"/>
+          <w:lang w:eastAsia="en-GB"/>
+          <w14:ligatures w14:val="none"/>
+        </w:rPr>
+        <w:t>You conclude by summarizing that traditional linear models are "inconsistent" for modern energy markets. Your coursework proves that a "Threshold Model" is the only way to accurately measure the value of batteries. You can then offer a policy recommendation: if regulators want to stabilize the market, they should focus on moving the "Threshold" closer to zero, which can only be achieved by increasing flexible demand and storage capacity.</w:t>
+      </w:r>
+    </w:p>
+    <w:p>
+      <w:pPr>
+        <w:spacing w:after="0" w:line="240" w:lineRule="auto"/>
+        <w:rPr>
+          <w:rFonts w:ascii="Times New Roman" w:eastAsia="Times New Roman" w:hAnsi="Times New Roman" w:cs="Times New Roman"/>
+          <w:kern w:val="0"/>
+          <w:lang w:eastAsia="en-GB"/>
+          <w14:ligatures w14:val="none"/>
+        </w:rPr>
+      </w:pPr>
+      <w:r>
+        <w:rPr>
+          <w:rFonts w:ascii="Times New Roman" w:eastAsia="Times New Roman" w:hAnsi="Times New Roman" w:cs="Times New Roman"/>
+          <w:noProof/>
+          <w:kern w:val="0"/>
+          <w:lang w:eastAsia="en-GB"/>
+        </w:rPr>
+        <w:pict w14:anchorId="30271D7E">
+          <v:rect id="_x0000_i1025" alt="" style="width:451.3pt;height:.05pt;mso-width-percent:0;mso-height-percent:0;mso-width-percent:0;mso-height-percent:0" o:hralign="center" o:hrstd="t" o:hr="t" fillcolor="#a0a0a0" stroked="f"/>
+        </w:pict>
+      </w:r>
+    </w:p>
+    <w:p>
+      <w:pPr>
+        <w:spacing w:before="100" w:beforeAutospacing="1" w:after="100" w:afterAutospacing="1" w:line="240" w:lineRule="auto"/>
+        <w:outlineLvl w:val="2"/>
+        <w:rPr>
+          <w:rFonts w:ascii="Times New Roman" w:eastAsia="Times New Roman" w:hAnsi="Times New Roman" w:cs="Times New Roman"/>
+          <w:b/>
+          <w:bCs/>
+          <w:kern w:val="0"/>
+          <w:sz w:val="27"/>
+          <w:szCs w:val="27"/>
+          <w:lang w:eastAsia="en-GB"/>
+          <w14:ligatures w14:val="none"/>
+        </w:rPr>
+      </w:pPr>
+      <w:r>
+        <w:rPr>
+          <w:rFonts w:ascii="Times New Roman" w:eastAsia="Times New Roman" w:hAnsi="Times New Roman" w:cs="Times New Roman"/>
+          <w:b/>
+          <w:bCs/>
+          <w:kern w:val="0"/>
+          <w:sz w:val="27"/>
+          <w:szCs w:val="27"/>
+          <w:lang w:eastAsia="en-GB"/>
+          <w14:ligatures w14:val="none"/>
+        </w:rPr>
+        <w:t>Data Gathering Summary</w:t>
+      </w:r>
+    </w:p>
+    <w:p>
+      <w:pPr>
+        <w:spacing w:before="100" w:beforeAutospacing="1" w:after="100" w:afterAutospacing="1" w:line="240" w:lineRule="auto"/>
+        <w:rPr>
+          <w:rFonts w:ascii="Times New Roman" w:eastAsia="Times New Roman" w:hAnsi="Times New Roman" w:cs="Times New Roman"/>
+          <w:kern w:val="0"/>
+          <w:lang w:eastAsia="en-GB"/>
+          <w14:ligatures w14:val="none"/>
+        </w:rPr>
+      </w:pPr>
+      <w:r>
+        <w:rPr>
+          <w:rFonts w:ascii="Times New Roman" w:eastAsia="Times New Roman" w:hAnsi="Times New Roman" w:cs="Times New Roman"/>
+          <w:kern w:val="0"/>
+          <w:lang w:eastAsia="en-GB"/>
+          <w14:ligatures w14:val="none"/>
+        </w:rPr>
+        <w:t>To write this, you need to download the following from the AEMO or OpenNEM portals:</w:t>
+      </w:r>
+    </w:p>
+    <w:p>
+      <w:pPr>
+        <w:numPr>
+          <w:ilvl w:val="0"/>
+          <w:numId w:val="6"/>
+        </w:numPr>
+        <w:spacing w:before="100" w:beforeAutospacing="1" w:after="100" w:afterAutospacing="1" w:line="240" w:lineRule="auto"/>
+        <w:rPr>
+          <w:rFonts w:ascii="Times New Roman" w:eastAsia="Times New Roman" w:hAnsi="Times New Roman" w:cs="Times New Roman"/>
+          <w:kern w:val="0"/>
+          <w:lang w:eastAsia="en-GB"/>
+          <w14:ligatures w14:val="none"/>
+        </w:rPr>
+      </w:pPr>
+      <w:r>
+        <w:rPr>
+          <w:rFonts w:ascii="Times New Roman" w:eastAsia="Times New Roman" w:hAnsi="Times New Roman" w:cs="Times New Roman"/>
+          <w:b/>
+          <w:bCs/>
+          <w:kern w:val="0"/>
+          <w:lang w:eastAsia="en-GB"/>
+          <w14:ligatures w14:val="none"/>
+        </w:rPr>
+        <w:t>Regional Reference Price</w:t>
+      </w:r>
+      <w:r>
+        <w:rPr>
+          <w:rFonts w:ascii="Times New Roman" w:eastAsia="Times New Roman" w:hAnsi="Times New Roman" w:cs="Times New Roman"/>
+          <w:kern w:val="0"/>
+          <w:lang w:eastAsia="en-GB"/>
+          <w14:ligatures w14:val="none"/>
+        </w:rPr>
+        <w:t xml:space="preserve"> for South Australia (to find your threshold).</w:t>
+      </w:r>
+    </w:p>
+    <w:p>
+      <w:pPr>
+        <w:numPr>
+          <w:ilvl w:val="0"/>
+          <w:numId w:val="6"/>
+        </w:numPr>
+        <w:spacing w:before="100" w:beforeAutospacing="1" w:after="100" w:afterAutospacing="1" w:line="240" w:lineRule="auto"/>
+        <w:rPr>
+          <w:rFonts w:ascii="Times New Roman" w:eastAsia="Times New Roman" w:hAnsi="Times New Roman" w:cs="Times New Roman"/>
+          <w:kern w:val="0"/>
+          <w:lang w:eastAsia="en-GB"/>
+          <w14:ligatures w14:val="none"/>
+        </w:rPr>
+      </w:pPr>
+      <w:r>
+        <w:rPr>
+          <w:rFonts w:ascii="Times New Roman" w:eastAsia="Times New Roman" w:hAnsi="Times New Roman" w:cs="Times New Roman"/>
+          <w:b/>
+          <w:bCs/>
+          <w:kern w:val="0"/>
+          <w:lang w:eastAsia="en-GB"/>
+          <w14:ligatures w14:val="none"/>
+        </w:rPr>
+        <w:t>Wind and Solar Generation</w:t>
+      </w:r>
+      <w:r>
+        <w:rPr>
+          <w:rFonts w:ascii="Times New Roman" w:eastAsia="Times New Roman" w:hAnsi="Times New Roman" w:cs="Times New Roman"/>
+          <w:kern w:val="0"/>
+          <w:lang w:eastAsia="en-GB"/>
+          <w14:ligatures w14:val="none"/>
+        </w:rPr>
+        <w:t xml:space="preserve"> totals (to see what pushes the price down).</w:t>
+      </w:r>
+    </w:p>
+    <w:p>
+      <w:pPr>
+        <w:numPr>
+          <w:ilvl w:val="0"/>
+          <w:numId w:val="6"/>
+        </w:numPr>
+        <w:spacing w:before="100" w:beforeAutospacing="1" w:after="100" w:afterAutospacing="1" w:line="240" w:lineRule="auto"/>
+        <w:rPr>
+          <w:rFonts w:ascii="Times New Roman" w:eastAsia="Times New Roman" w:hAnsi="Times New Roman" w:cs="Times New Roman"/>
+          <w:kern w:val="0"/>
+          <w:lang w:eastAsia="en-GB"/>
+          <w14:ligatures w14:val="none"/>
+        </w:rPr>
+      </w:pPr>
+      <w:r>
+        <w:rPr>
+          <w:rFonts w:ascii="Times New Roman" w:eastAsia="Times New Roman" w:hAnsi="Times New Roman" w:cs="Times New Roman"/>
+          <w:b/>
+          <w:bCs/>
+          <w:kern w:val="0"/>
+          <w:lang w:eastAsia="en-GB"/>
+          <w14:ligatures w14:val="none"/>
+        </w:rPr>
+        <w:t>Total Operational Demand</w:t>
+      </w:r>
+      <w:r>
+        <w:rPr>
+          <w:rFonts w:ascii="Times New Roman" w:eastAsia="Times New Roman" w:hAnsi="Times New Roman" w:cs="Times New Roman"/>
+          <w:kern w:val="0"/>
+          <w:lang w:eastAsia="en-GB"/>
+          <w14:ligatures w14:val="none"/>
+        </w:rPr>
+        <w:t xml:space="preserve"> (to control for how much the state actually needs).</w:t>
+      </w:r>
+    </w:p>
+    <w:p>
+      <w:pPr>
+        <w:numPr>
+          <w:ilvl w:val="0"/>
+          <w:numId w:val="6"/>
+        </w:numPr>
+        <w:spacing w:before="100" w:beforeAutospacing="1" w:after="100" w:afterAutospacing="1" w:line="240" w:lineRule="auto"/>
+        <w:rPr>
+          <w:rFonts w:ascii="Times New Roman" w:eastAsia="Times New Roman" w:hAnsi="Times New Roman" w:cs="Times New Roman"/>
+          <w:kern w:val="0"/>
+          <w:lang w:eastAsia="en-GB"/>
+          <w14:ligatures w14:val="none"/>
+        </w:rPr>
+      </w:pPr>
+      <w:r>
+        <w:rPr>
+          <w:rFonts w:ascii="Times New Roman" w:eastAsia="Times New Roman" w:hAnsi="Times New Roman" w:cs="Times New Roman"/>
+          <w:b/>
+          <w:bCs/>
+          <w:kern w:val="0"/>
+          <w:lang w:eastAsia="en-GB"/>
+          <w14:ligatures w14:val="none"/>
+        </w:rPr>
+        <w:t>Interconnector Flows</w:t>
+      </w:r>
+      <w:r>
+        <w:rPr>
+          <w:rFonts w:ascii="Times New Roman" w:eastAsia="Times New Roman" w:hAnsi="Times New Roman" w:cs="Times New Roman"/>
+          <w:kern w:val="0"/>
+          <w:lang w:eastAsia="en-GB"/>
+          <w14:ligatures w14:val="none"/>
+        </w:rPr>
+        <w:t xml:space="preserve"> to Victoria (to account for energy "leaking" in or out of the state).</w:t>
+      </w:r>
+    </w:p>
+    <w:p>
+      <w:pPr>
+        <w:spacing w:before="100" w:beforeAutospacing="1" w:after="100" w:afterAutospacing="1" w:line="240" w:lineRule="auto"/>
+        <w:outlineLvl w:val="2"/>
+      </w:pPr>
+    </w:p>
     <w:sectPr>
       <w:pgSz w:w="11906" w:h="16838"/>
       <w:pgMar w:top="1440" w:right="1440" w:bottom="1440" w:left="1440" w:header="708" w:footer="708" w:gutter="0"/>
@@ -813,6 +1430,155 @@
     </w:lvl>
   </w:abstractNum>
   <w:abstractNum w:abstractNumId="1" w15:restartNumberingAfterBreak="0">
+    <w:nsid w:val="2CBB3FAB"/>
+    <w:multiLevelType w:val="multilevel"/>
+    <w:tmpl w:val="8FF8A90E"/>
+    <w:lvl w:ilvl="0">
+      <w:start w:val="1"/>
+      <w:numFmt w:val="bullet"/>
+      <w:lvlText w:val=""/>
+      <w:lvlJc w:val="left"/>
+      <w:pPr>
+        <w:tabs>
+          <w:tab w:val="num" w:pos="720"/>
+        </w:tabs>
+        <w:ind w:left="720" w:hanging="360"/>
+      </w:pPr>
+      <w:rPr>
+        <w:rFonts w:ascii="Symbol" w:hAnsi="Symbol" w:hint="default"/>
+        <w:sz w:val="20"/>
+      </w:rPr>
+    </w:lvl>
+    <w:lvl w:ilvl="1" w:tentative="1">
+      <w:start w:val="1"/>
+      <w:numFmt w:val="bullet"/>
+      <w:lvlText w:val="o"/>
+      <w:lvlJc w:val="left"/>
+      <w:pPr>
+        <w:tabs>
+          <w:tab w:val="num" w:pos="1440"/>
+        </w:tabs>
+        <w:ind w:left="1440" w:hanging="360"/>
+      </w:pPr>
+      <w:rPr>
+        <w:rFonts w:ascii="Courier New" w:hAnsi="Courier New" w:hint="default"/>
+        <w:sz w:val="20"/>
+      </w:rPr>
+    </w:lvl>
+    <w:lvl w:ilvl="2" w:tentative="1">
+      <w:start w:val="1"/>
+      <w:numFmt w:val="bullet"/>
+      <w:lvlText w:val=""/>
+      <w:lvlJc w:val="left"/>
+      <w:pPr>
+        <w:tabs>
+          <w:tab w:val="num" w:pos="2160"/>
+        </w:tabs>
+        <w:ind w:left="2160" w:hanging="360"/>
+      </w:pPr>
+      <w:rPr>
+        <w:rFonts w:ascii="Wingdings" w:hAnsi="Wingdings" w:hint="default"/>
+        <w:sz w:val="20"/>
+      </w:rPr>
+    </w:lvl>
+    <w:lvl w:ilvl="3" w:tentative="1">
+      <w:start w:val="1"/>
+      <w:numFmt w:val="bullet"/>
+      <w:lvlText w:val=""/>
+      <w:lvlJc w:val="left"/>
+      <w:pPr>
+        <w:tabs>
+          <w:tab w:val="num" w:pos="2880"/>
+        </w:tabs>
+        <w:ind w:left="2880" w:hanging="360"/>
+      </w:pPr>
+      <w:rPr>
+        <w:rFonts w:ascii="Wingdings" w:hAnsi="Wingdings" w:hint="default"/>
+        <w:sz w:val="20"/>
+      </w:rPr>
+    </w:lvl>
+    <w:lvl w:ilvl="4" w:tentative="1">
+      <w:start w:val="1"/>
+      <w:numFmt w:val="bullet"/>
+      <w:lvlText w:val=""/>
+      <w:lvlJc w:val="left"/>
+      <w:pPr>
+        <w:tabs>
+          <w:tab w:val="num" w:pos="3600"/>
+        </w:tabs>
+        <w:ind w:left="3600" w:hanging="360"/>
+      </w:pPr>
+      <w:rPr>
+        <w:rFonts w:ascii="Wingdings" w:hAnsi="Wingdings" w:hint="default"/>
+        <w:sz w:val="20"/>
+      </w:rPr>
+    </w:lvl>
+    <w:lvl w:ilvl="5" w:tentative="1">
+      <w:start w:val="1"/>
+      <w:numFmt w:val="bullet"/>
+      <w:lvlText w:val=""/>
+      <w:lvlJc w:val="left"/>
+      <w:pPr>
+        <w:tabs>
+          <w:tab w:val="num" w:pos="4320"/>
+        </w:tabs>
+        <w:ind w:left="4320" w:hanging="360"/>
+      </w:pPr>
+      <w:rPr>
+        <w:rFonts w:ascii="Wingdings" w:hAnsi="Wingdings" w:hint="default"/>
+        <w:sz w:val="20"/>
+      </w:rPr>
+    </w:lvl>
+    <w:lvl w:ilvl="6" w:tentative="1">
+      <w:start w:val="1"/>
+      <w:numFmt w:val="bullet"/>
+      <w:lvlText w:val=""/>
+      <w:lvlJc w:val="left"/>
+      <w:pPr>
+        <w:tabs>
+          <w:tab w:val="num" w:pos="5040"/>
+        </w:tabs>
+        <w:ind w:left="5040" w:hanging="360"/>
+      </w:pPr>
+      <w:rPr>
+        <w:rFonts w:ascii="Wingdings" w:hAnsi="Wingdings" w:hint="default"/>
+        <w:sz w:val="20"/>
+      </w:rPr>
+    </w:lvl>
+    <w:lvl w:ilvl="7" w:tentative="1">
+      <w:start w:val="1"/>
+      <w:numFmt w:val="bullet"/>
+      <w:lvlText w:val=""/>
+      <w:lvlJc w:val="left"/>
+      <w:pPr>
+        <w:tabs>
+          <w:tab w:val="num" w:pos="5760"/>
+        </w:tabs>
+        <w:ind w:left="5760" w:hanging="360"/>
+      </w:pPr>
+      <w:rPr>
+        <w:rFonts w:ascii="Wingdings" w:hAnsi="Wingdings" w:hint="default"/>
+        <w:sz w:val="20"/>
+      </w:rPr>
+    </w:lvl>
+    <w:lvl w:ilvl="8" w:tentative="1">
+      <w:start w:val="1"/>
+      <w:numFmt w:val="bullet"/>
+      <w:lvlText w:val=""/>
+      <w:lvlJc w:val="left"/>
+      <w:pPr>
+        <w:tabs>
+          <w:tab w:val="num" w:pos="6480"/>
+        </w:tabs>
+        <w:ind w:left="6480" w:hanging="360"/>
+      </w:pPr>
+      <w:rPr>
+        <w:rFonts w:ascii="Wingdings" w:hAnsi="Wingdings" w:hint="default"/>
+        <w:sz w:val="20"/>
+      </w:rPr>
+    </w:lvl>
+  </w:abstractNum>
+  <w:abstractNum w:abstractNumId="2" w15:restartNumberingAfterBreak="0">
     <w:nsid w:val="551D0141"/>
     <w:multiLevelType w:val="multilevel"/>
     <w:tmpl w:val="7C72BECA"/>
@@ -959,13 +1725,400 @@
         <w:rFonts w:ascii="Wingdings" w:hAnsi="Wingdings" w:hint="default"/>
         <w:sz w:val="20"/>
       </w:rPr>
+    </w:lvl>
+  </w:abstractNum>
+  <w:abstractNum w:abstractNumId="3" w15:restartNumberingAfterBreak="0">
+    <w:nsid w:val="58E62754"/>
+    <w:multiLevelType w:val="multilevel"/>
+    <w:tmpl w:val="E5EE8398"/>
+    <w:lvl w:ilvl="0">
+      <w:start w:val="1"/>
+      <w:numFmt w:val="decimal"/>
+      <w:lvlText w:val="%1."/>
+      <w:lvlJc w:val="left"/>
+      <w:pPr>
+        <w:tabs>
+          <w:tab w:val="num" w:pos="720"/>
+        </w:tabs>
+        <w:ind w:left="720" w:hanging="360"/>
+      </w:pPr>
+    </w:lvl>
+    <w:lvl w:ilvl="1" w:tentative="1">
+      <w:start w:val="1"/>
+      <w:numFmt w:val="decimal"/>
+      <w:lvlText w:val="%2."/>
+      <w:lvlJc w:val="left"/>
+      <w:pPr>
+        <w:tabs>
+          <w:tab w:val="num" w:pos="1440"/>
+        </w:tabs>
+        <w:ind w:left="1440" w:hanging="360"/>
+      </w:pPr>
+    </w:lvl>
+    <w:lvl w:ilvl="2" w:tentative="1">
+      <w:start w:val="1"/>
+      <w:numFmt w:val="decimal"/>
+      <w:lvlText w:val="%3."/>
+      <w:lvlJc w:val="left"/>
+      <w:pPr>
+        <w:tabs>
+          <w:tab w:val="num" w:pos="2160"/>
+        </w:tabs>
+        <w:ind w:left="2160" w:hanging="360"/>
+      </w:pPr>
+    </w:lvl>
+    <w:lvl w:ilvl="3" w:tentative="1">
+      <w:start w:val="1"/>
+      <w:numFmt w:val="decimal"/>
+      <w:lvlText w:val="%4."/>
+      <w:lvlJc w:val="left"/>
+      <w:pPr>
+        <w:tabs>
+          <w:tab w:val="num" w:pos="2880"/>
+        </w:tabs>
+        <w:ind w:left="2880" w:hanging="360"/>
+      </w:pPr>
+    </w:lvl>
+    <w:lvl w:ilvl="4" w:tentative="1">
+      <w:start w:val="1"/>
+      <w:numFmt w:val="decimal"/>
+      <w:lvlText w:val="%5."/>
+      <w:lvlJc w:val="left"/>
+      <w:pPr>
+        <w:tabs>
+          <w:tab w:val="num" w:pos="3600"/>
+        </w:tabs>
+        <w:ind w:left="3600" w:hanging="360"/>
+      </w:pPr>
+    </w:lvl>
+    <w:lvl w:ilvl="5" w:tentative="1">
+      <w:start w:val="1"/>
+      <w:numFmt w:val="decimal"/>
+      <w:lvlText w:val="%6."/>
+      <w:lvlJc w:val="left"/>
+      <w:pPr>
+        <w:tabs>
+          <w:tab w:val="num" w:pos="4320"/>
+        </w:tabs>
+        <w:ind w:left="4320" w:hanging="360"/>
+      </w:pPr>
+    </w:lvl>
+    <w:lvl w:ilvl="6" w:tentative="1">
+      <w:start w:val="1"/>
+      <w:numFmt w:val="decimal"/>
+      <w:lvlText w:val="%7."/>
+      <w:lvlJc w:val="left"/>
+      <w:pPr>
+        <w:tabs>
+          <w:tab w:val="num" w:pos="5040"/>
+        </w:tabs>
+        <w:ind w:left="5040" w:hanging="360"/>
+      </w:pPr>
+    </w:lvl>
+    <w:lvl w:ilvl="7" w:tentative="1">
+      <w:start w:val="1"/>
+      <w:numFmt w:val="decimal"/>
+      <w:lvlText w:val="%8."/>
+      <w:lvlJc w:val="left"/>
+      <w:pPr>
+        <w:tabs>
+          <w:tab w:val="num" w:pos="5760"/>
+        </w:tabs>
+        <w:ind w:left="5760" w:hanging="360"/>
+      </w:pPr>
+    </w:lvl>
+    <w:lvl w:ilvl="8" w:tentative="1">
+      <w:start w:val="1"/>
+      <w:numFmt w:val="decimal"/>
+      <w:lvlText w:val="%9."/>
+      <w:lvlJc w:val="left"/>
+      <w:pPr>
+        <w:tabs>
+          <w:tab w:val="num" w:pos="6480"/>
+        </w:tabs>
+        <w:ind w:left="6480" w:hanging="360"/>
+      </w:pPr>
+    </w:lvl>
+  </w:abstractNum>
+  <w:abstractNum w:abstractNumId="4" w15:restartNumberingAfterBreak="0">
+    <w:nsid w:val="5D653FB1"/>
+    <w:multiLevelType w:val="multilevel"/>
+    <w:tmpl w:val="429845F0"/>
+    <w:lvl w:ilvl="0">
+      <w:start w:val="1"/>
+      <w:numFmt w:val="bullet"/>
+      <w:lvlText w:val=""/>
+      <w:lvlJc w:val="left"/>
+      <w:pPr>
+        <w:tabs>
+          <w:tab w:val="num" w:pos="720"/>
+        </w:tabs>
+        <w:ind w:left="720" w:hanging="360"/>
+      </w:pPr>
+      <w:rPr>
+        <w:rFonts w:ascii="Symbol" w:hAnsi="Symbol" w:hint="default"/>
+        <w:sz w:val="20"/>
+      </w:rPr>
+    </w:lvl>
+    <w:lvl w:ilvl="1" w:tentative="1">
+      <w:start w:val="1"/>
+      <w:numFmt w:val="bullet"/>
+      <w:lvlText w:val="o"/>
+      <w:lvlJc w:val="left"/>
+      <w:pPr>
+        <w:tabs>
+          <w:tab w:val="num" w:pos="1440"/>
+        </w:tabs>
+        <w:ind w:left="1440" w:hanging="360"/>
+      </w:pPr>
+      <w:rPr>
+        <w:rFonts w:ascii="Courier New" w:hAnsi="Courier New" w:hint="default"/>
+        <w:sz w:val="20"/>
+      </w:rPr>
+    </w:lvl>
+    <w:lvl w:ilvl="2" w:tentative="1">
+      <w:start w:val="1"/>
+      <w:numFmt w:val="bullet"/>
+      <w:lvlText w:val=""/>
+      <w:lvlJc w:val="left"/>
+      <w:pPr>
+        <w:tabs>
+          <w:tab w:val="num" w:pos="2160"/>
+        </w:tabs>
+        <w:ind w:left="2160" w:hanging="360"/>
+      </w:pPr>
+      <w:rPr>
+        <w:rFonts w:ascii="Wingdings" w:hAnsi="Wingdings" w:hint="default"/>
+        <w:sz w:val="20"/>
+      </w:rPr>
+    </w:lvl>
+    <w:lvl w:ilvl="3" w:tentative="1">
+      <w:start w:val="1"/>
+      <w:numFmt w:val="bullet"/>
+      <w:lvlText w:val=""/>
+      <w:lvlJc w:val="left"/>
+      <w:pPr>
+        <w:tabs>
+          <w:tab w:val="num" w:pos="2880"/>
+        </w:tabs>
+        <w:ind w:left="2880" w:hanging="360"/>
+      </w:pPr>
+      <w:rPr>
+        <w:rFonts w:ascii="Wingdings" w:hAnsi="Wingdings" w:hint="default"/>
+        <w:sz w:val="20"/>
+      </w:rPr>
+    </w:lvl>
+    <w:lvl w:ilvl="4" w:tentative="1">
+      <w:start w:val="1"/>
+      <w:numFmt w:val="bullet"/>
+      <w:lvlText w:val=""/>
+      <w:lvlJc w:val="left"/>
+      <w:pPr>
+        <w:tabs>
+          <w:tab w:val="num" w:pos="3600"/>
+        </w:tabs>
+        <w:ind w:left="3600" w:hanging="360"/>
+      </w:pPr>
+      <w:rPr>
+        <w:rFonts w:ascii="Wingdings" w:hAnsi="Wingdings" w:hint="default"/>
+        <w:sz w:val="20"/>
+      </w:rPr>
+    </w:lvl>
+    <w:lvl w:ilvl="5" w:tentative="1">
+      <w:start w:val="1"/>
+      <w:numFmt w:val="bullet"/>
+      <w:lvlText w:val=""/>
+      <w:lvlJc w:val="left"/>
+      <w:pPr>
+        <w:tabs>
+          <w:tab w:val="num" w:pos="4320"/>
+        </w:tabs>
+        <w:ind w:left="4320" w:hanging="360"/>
+      </w:pPr>
+      <w:rPr>
+        <w:rFonts w:ascii="Wingdings" w:hAnsi="Wingdings" w:hint="default"/>
+        <w:sz w:val="20"/>
+      </w:rPr>
+    </w:lvl>
+    <w:lvl w:ilvl="6" w:tentative="1">
+      <w:start w:val="1"/>
+      <w:numFmt w:val="bullet"/>
+      <w:lvlText w:val=""/>
+      <w:lvlJc w:val="left"/>
+      <w:pPr>
+        <w:tabs>
+          <w:tab w:val="num" w:pos="5040"/>
+        </w:tabs>
+        <w:ind w:left="5040" w:hanging="360"/>
+      </w:pPr>
+      <w:rPr>
+        <w:rFonts w:ascii="Wingdings" w:hAnsi="Wingdings" w:hint="default"/>
+        <w:sz w:val="20"/>
+      </w:rPr>
+    </w:lvl>
+    <w:lvl w:ilvl="7" w:tentative="1">
+      <w:start w:val="1"/>
+      <w:numFmt w:val="bullet"/>
+      <w:lvlText w:val=""/>
+      <w:lvlJc w:val="left"/>
+      <w:pPr>
+        <w:tabs>
+          <w:tab w:val="num" w:pos="5760"/>
+        </w:tabs>
+        <w:ind w:left="5760" w:hanging="360"/>
+      </w:pPr>
+      <w:rPr>
+        <w:rFonts w:ascii="Wingdings" w:hAnsi="Wingdings" w:hint="default"/>
+        <w:sz w:val="20"/>
+      </w:rPr>
+    </w:lvl>
+    <w:lvl w:ilvl="8" w:tentative="1">
+      <w:start w:val="1"/>
+      <w:numFmt w:val="bullet"/>
+      <w:lvlText w:val=""/>
+      <w:lvlJc w:val="left"/>
+      <w:pPr>
+        <w:tabs>
+          <w:tab w:val="num" w:pos="6480"/>
+        </w:tabs>
+        <w:ind w:left="6480" w:hanging="360"/>
+      </w:pPr>
+      <w:rPr>
+        <w:rFonts w:ascii="Wingdings" w:hAnsi="Wingdings" w:hint="default"/>
+        <w:sz w:val="20"/>
+      </w:rPr>
+    </w:lvl>
+  </w:abstractNum>
+  <w:abstractNum w:abstractNumId="5" w15:restartNumberingAfterBreak="0">
+    <w:nsid w:val="754825AB"/>
+    <w:multiLevelType w:val="multilevel"/>
+    <w:tmpl w:val="A48AE208"/>
+    <w:lvl w:ilvl="0">
+      <w:start w:val="1"/>
+      <w:numFmt w:val="decimal"/>
+      <w:lvlText w:val="%1."/>
+      <w:lvlJc w:val="left"/>
+      <w:pPr>
+        <w:tabs>
+          <w:tab w:val="num" w:pos="720"/>
+        </w:tabs>
+        <w:ind w:left="720" w:hanging="360"/>
+      </w:pPr>
+    </w:lvl>
+    <w:lvl w:ilvl="1" w:tentative="1">
+      <w:start w:val="1"/>
+      <w:numFmt w:val="decimal"/>
+      <w:lvlText w:val="%2."/>
+      <w:lvlJc w:val="left"/>
+      <w:pPr>
+        <w:tabs>
+          <w:tab w:val="num" w:pos="1440"/>
+        </w:tabs>
+        <w:ind w:left="1440" w:hanging="360"/>
+      </w:pPr>
+    </w:lvl>
+    <w:lvl w:ilvl="2" w:tentative="1">
+      <w:start w:val="1"/>
+      <w:numFmt w:val="decimal"/>
+      <w:lvlText w:val="%3."/>
+      <w:lvlJc w:val="left"/>
+      <w:pPr>
+        <w:tabs>
+          <w:tab w:val="num" w:pos="2160"/>
+        </w:tabs>
+        <w:ind w:left="2160" w:hanging="360"/>
+      </w:pPr>
+    </w:lvl>
+    <w:lvl w:ilvl="3" w:tentative="1">
+      <w:start w:val="1"/>
+      <w:numFmt w:val="decimal"/>
+      <w:lvlText w:val="%4."/>
+      <w:lvlJc w:val="left"/>
+      <w:pPr>
+        <w:tabs>
+          <w:tab w:val="num" w:pos="2880"/>
+        </w:tabs>
+        <w:ind w:left="2880" w:hanging="360"/>
+      </w:pPr>
+    </w:lvl>
+    <w:lvl w:ilvl="4" w:tentative="1">
+      <w:start w:val="1"/>
+      <w:numFmt w:val="decimal"/>
+      <w:lvlText w:val="%5."/>
+      <w:lvlJc w:val="left"/>
+      <w:pPr>
+        <w:tabs>
+          <w:tab w:val="num" w:pos="3600"/>
+        </w:tabs>
+        <w:ind w:left="3600" w:hanging="360"/>
+      </w:pPr>
+    </w:lvl>
+    <w:lvl w:ilvl="5" w:tentative="1">
+      <w:start w:val="1"/>
+      <w:numFmt w:val="decimal"/>
+      <w:lvlText w:val="%6."/>
+      <w:lvlJc w:val="left"/>
+      <w:pPr>
+        <w:tabs>
+          <w:tab w:val="num" w:pos="4320"/>
+        </w:tabs>
+        <w:ind w:left="4320" w:hanging="360"/>
+      </w:pPr>
+    </w:lvl>
+    <w:lvl w:ilvl="6" w:tentative="1">
+      <w:start w:val="1"/>
+      <w:numFmt w:val="decimal"/>
+      <w:lvlText w:val="%7."/>
+      <w:lvlJc w:val="left"/>
+      <w:pPr>
+        <w:tabs>
+          <w:tab w:val="num" w:pos="5040"/>
+        </w:tabs>
+        <w:ind w:left="5040" w:hanging="360"/>
+      </w:pPr>
+    </w:lvl>
+    <w:lvl w:ilvl="7" w:tentative="1">
+      <w:start w:val="1"/>
+      <w:numFmt w:val="decimal"/>
+      <w:lvlText w:val="%8."/>
+      <w:lvlJc w:val="left"/>
+      <w:pPr>
+        <w:tabs>
+          <w:tab w:val="num" w:pos="5760"/>
+        </w:tabs>
+        <w:ind w:left="5760" w:hanging="360"/>
+      </w:pPr>
+    </w:lvl>
+    <w:lvl w:ilvl="8" w:tentative="1">
+      <w:start w:val="1"/>
+      <w:numFmt w:val="decimal"/>
+      <w:lvlText w:val="%9."/>
+      <w:lvlJc w:val="left"/>
+      <w:pPr>
+        <w:tabs>
+          <w:tab w:val="num" w:pos="6480"/>
+        </w:tabs>
+        <w:ind w:left="6480" w:hanging="360"/>
+      </w:pPr>
     </w:lvl>
   </w:abstractNum>
   <w:num w:numId="1" w16cid:durableId="1647664896">
     <w:abstractNumId w:val="0"/>
   </w:num>
   <w:num w:numId="2" w16cid:durableId="2137601260">
+    <w:abstractNumId w:val="2"/>
+  </w:num>
+  <w:num w:numId="3" w16cid:durableId="1065645216">
+    <w:abstractNumId w:val="4"/>
+  </w:num>
+  <w:num w:numId="4" w16cid:durableId="1807162527">
+    <w:abstractNumId w:val="5"/>
+  </w:num>
+  <w:num w:numId="5" w16cid:durableId="1995723172">
     <w:abstractNumId w:val="1"/>
+  </w:num>
+  <w:num w:numId="6" w16cid:durableId="23750889">
+    <w:abstractNumId w:val="3"/>
   </w:num>
 </w:numbering>
 </file>
